--- a/doc/jp/prender_一般相対背理論.docx
+++ b/doc/jp/prender_一般相対背理論.docx
@@ -59,6 +59,7 @@
         <w:r>
           <w:rPr>
             <w:noProof/>
+            <w:webHidden/>
           </w:rPr>
         </w:r>
         <w:r>
@@ -132,6 +133,7 @@
         <w:r>
           <w:rPr>
             <w:noProof/>
+            <w:webHidden/>
           </w:rPr>
         </w:r>
         <w:r>
@@ -205,6 +207,7 @@
         <w:r>
           <w:rPr>
             <w:noProof/>
+            <w:webHidden/>
           </w:rPr>
         </w:r>
         <w:r>
@@ -244,16 +247,15 @@
       <w:pPr>
         <w:pStyle w:val="2"/>
         <w:rPr>
-          <w:rFonts w:hint="eastAsia"/>
           <w:b/>
         </w:rPr>
       </w:pPr>
       <w:r>
         <w:br w:type="page"/>
       </w:r>
-      <w:bookmarkStart w:id="1" w:name="_Toc401692714"/>
-      <w:bookmarkStart w:id="2" w:name="_Toc401693059"/>
-      <w:bookmarkStart w:id="3" w:name="_Toc461133200"/>
+      <w:bookmarkStart w:id="1" w:name="_Toc461133200"/>
+      <w:bookmarkStart w:id="2" w:name="_Toc401692714"/>
+      <w:bookmarkStart w:id="3" w:name="_Toc401693059"/>
       <w:bookmarkEnd w:id="0"/>
       <w:r>
         <w:rPr>
@@ -277,14 +279,13 @@
         </w:rPr>
         <w:t>レンダリング）</w:t>
       </w:r>
-      <w:bookmarkEnd w:id="3"/>
+      <w:bookmarkEnd w:id="1"/>
     </w:p>
     <w:p>
       <w:pPr>
         <w:pStyle w:val="3"/>
         <w:ind w:left="840"/>
         <w:rPr>
-          <w:rFonts w:hint="eastAsia"/>
           <w:b/>
         </w:rPr>
       </w:pPr>
@@ -315,10 +316,10 @@
     <w:p>
       <w:pPr>
         <w:rPr>
-          <w:rFonts w:hint="eastAsia"/>
           <w:u w:val="double"/>
         </w:rPr>
       </w:pPr>
+      <w:proofErr w:type="spellStart"/>
       <w:r>
         <w:rPr>
           <w:rStyle w:val="MSGothic0"/>
@@ -327,6 +328,7 @@
         </w:rPr>
         <w:t>dist</w:t>
       </w:r>
+      <w:proofErr w:type="spellEnd"/>
       <w:r>
         <w:rPr>
           <w:rFonts w:hint="eastAsia"/>
@@ -346,7 +348,6 @@
     <w:p>
       <w:pPr>
         <w:rPr>
-          <w:rFonts w:hint="eastAsia"/>
           <w:i/>
           <w:color w:val="008000"/>
         </w:rPr>
@@ -412,11 +413,6 @@
       </w:r>
     </w:p>
     <w:p>
-      <w:pPr>
-        <w:rPr>
-          <w:rFonts w:hint="eastAsia"/>
-        </w:rPr>
-      </w:pPr>
       <w:r>
         <w:rPr>
           <w:rFonts w:hint="eastAsia"/>
@@ -427,13 +423,26 @@
         <w:rPr>
           <w:rFonts w:hint="eastAsia"/>
         </w:rPr>
-        <w:t>(x,y,z)</w:t>
-      </w:r>
-    </w:p>
-    <w:p>
-      <w:pPr>
-        <w:rPr>
-          <w:rFonts w:hint="eastAsia"/>
+        <w:t>(</w:t>
+      </w:r>
+      <w:proofErr w:type="spellStart"/>
+      <w:r>
+        <w:rPr>
+          <w:rFonts w:hint="eastAsia"/>
+        </w:rPr>
+        <w:t>x,y,z</w:t>
+      </w:r>
+      <w:proofErr w:type="spellEnd"/>
+      <w:r>
+        <w:rPr>
+          <w:rFonts w:hint="eastAsia"/>
+        </w:rPr>
+        <w:t>)</w:t>
+      </w:r>
+    </w:p>
+    <w:p>
+      <w:pPr>
+        <w:rPr>
           <w:i/>
           <w:color w:val="008000"/>
         </w:rPr>
@@ -451,7 +460,6 @@
     <w:p>
       <w:pPr>
         <w:rPr>
-          <w:rFonts w:hint="eastAsia"/>
           <w:b/>
         </w:rPr>
       </w:pPr>
@@ -464,18 +472,23 @@
       </w:r>
     </w:p>
     <w:p>
-      <w:pPr>
-        <w:rPr>
-          <w:rFonts w:hint="eastAsia"/>
-        </w:rPr>
-      </w:pPr>
+      <w:proofErr w:type="spellStart"/>
       <w:r>
         <w:rPr>
           <w:rStyle w:val="MSGothic0"/>
           <w:rFonts w:hint="eastAsia"/>
           <w:b/>
         </w:rPr>
-        <w:t>geodesics_max_length null</w:t>
+        <w:t>geodesics_max_length</w:t>
+      </w:r>
+      <w:proofErr w:type="spellEnd"/>
+      <w:r>
+        <w:rPr>
+          <w:rStyle w:val="MSGothic0"/>
+          <w:rFonts w:hint="eastAsia"/>
+          <w:b/>
+        </w:rPr>
+        <w:t xml:space="preserve"> null</w:t>
       </w:r>
       <w:r>
         <w:rPr>
@@ -503,11 +516,7 @@
       </w:r>
     </w:p>
     <w:p>
-      <w:pPr>
-        <w:rPr>
-          <w:rFonts w:hint="eastAsia"/>
-        </w:rPr>
-      </w:pPr>
+      <w:proofErr w:type="spellStart"/>
       <w:r>
         <w:rPr>
           <w:rStyle w:val="MSGothic0"/>
@@ -517,6 +526,7 @@
         </w:rPr>
         <w:t>angular_momentum</w:t>
       </w:r>
+      <w:proofErr w:type="spellEnd"/>
       <w:r>
         <w:rPr>
           <w:rFonts w:hint="eastAsia"/>
@@ -540,11 +550,6 @@
       </w:r>
     </w:p>
     <w:p>
-      <w:pPr>
-        <w:rPr>
-          <w:rFonts w:hint="eastAsia"/>
-        </w:rPr>
-      </w:pPr>
       <w:r>
         <w:rPr>
           <w:rFonts w:hint="eastAsia"/>
@@ -582,19 +587,9 @@
         <w:t>)</w:t>
       </w:r>
     </w:p>
-    <w:p>
-      <w:pPr>
-        <w:rPr>
-          <w:rFonts w:hint="eastAsia"/>
-        </w:rPr>
-      </w:pPr>
-    </w:p>
-    <w:p>
-      <w:pPr>
-        <w:rPr>
-          <w:rFonts w:hint="eastAsia"/>
-        </w:rPr>
-      </w:pPr>
+    <w:p/>
+    <w:p>
+      <w:proofErr w:type="spellStart"/>
       <w:r>
         <w:rPr>
           <w:rStyle w:val="MSGothic0"/>
@@ -604,6 +599,7 @@
         </w:rPr>
         <w:t>initial_condition</w:t>
       </w:r>
+      <w:proofErr w:type="spellEnd"/>
       <w:r>
         <w:rPr>
           <w:rFonts w:hint="eastAsia"/>
@@ -621,11 +617,6 @@
       </w:r>
     </w:p>
     <w:p>
-      <w:pPr>
-        <w:rPr>
-          <w:rFonts w:hint="eastAsia"/>
-        </w:rPr>
-      </w:pPr>
       <w:r>
         <w:rPr>
           <w:rFonts w:hint="eastAsia"/>
@@ -645,19 +636,9 @@
         <w:t>正確（レイ方向に忠実）</w:t>
       </w:r>
     </w:p>
-    <w:p>
-      <w:pPr>
-        <w:rPr>
-          <w:rFonts w:hint="eastAsia"/>
-        </w:rPr>
-      </w:pPr>
-    </w:p>
-    <w:p>
-      <w:pPr>
-        <w:rPr>
-          <w:rFonts w:hint="eastAsia"/>
-        </w:rPr>
-      </w:pPr>
+    <w:p/>
+    <w:p>
+      <w:proofErr w:type="spellStart"/>
       <w:r>
         <w:rPr>
           <w:rStyle w:val="MSGothic0"/>
@@ -667,6 +648,7 @@
         </w:rPr>
         <w:t>accretion_disk</w:t>
       </w:r>
+      <w:proofErr w:type="spellEnd"/>
       <w:r>
         <w:rPr>
           <w:rFonts w:hint="eastAsia"/>
@@ -684,11 +666,6 @@
       </w:r>
     </w:p>
     <w:p>
-      <w:pPr>
-        <w:rPr>
-          <w:rFonts w:hint="eastAsia"/>
-        </w:rPr>
-      </w:pPr>
       <w:r>
         <w:rPr>
           <w:rFonts w:hint="eastAsia"/>
@@ -696,35 +673,22 @@
         <w:t>複数指定可能。</w:t>
       </w:r>
     </w:p>
-    <w:p>
-      <w:pPr>
-        <w:rPr>
-          <w:rFonts w:hint="eastAsia"/>
-          <w:lang w:val="fr-FR"/>
-        </w:rPr>
-      </w:pPr>
-    </w:p>
-    <w:p>
-      <w:pPr>
-        <w:rPr>
-          <w:rFonts w:hint="eastAsia"/>
-          <w:lang w:val="fr-FR"/>
-        </w:rPr>
-      </w:pPr>
+    <w:p/>
+    <w:p>
+      <w:proofErr w:type="spellStart"/>
       <w:r>
         <w:rPr>
           <w:rStyle w:val="MSGothic0"/>
           <w:rFonts w:hint="eastAsia"/>
           <w:b/>
           <w:bCs/>
-          <w:lang w:val="fr-FR"/>
         </w:rPr>
         <w:t>accretion_disk_texture</w:t>
       </w:r>
-      <w:r>
-        <w:rPr>
-          <w:rFonts w:hint="eastAsia"/>
-          <w:lang w:val="fr-FR"/>
+      <w:proofErr w:type="spellEnd"/>
+      <w:r>
+        <w:rPr>
+          <w:rFonts w:hint="eastAsia"/>
         </w:rPr>
         <w:t xml:space="preserve"> </w:t>
       </w:r>
@@ -738,11 +702,6 @@
       </w:r>
     </w:p>
     <w:p>
-      <w:pPr>
-        <w:rPr>
-          <w:rFonts w:hint="eastAsia"/>
-        </w:rPr>
-      </w:pPr>
       <w:r>
         <w:rPr>
           <w:rFonts w:hint="eastAsia"/>
@@ -768,18 +727,10 @@
         <w:t>が０，１，２、、と設定される</w:t>
       </w:r>
     </w:p>
-    <w:p>
-      <w:pPr>
-        <w:rPr>
-          <w:rFonts w:hint="eastAsia"/>
-          <w:lang w:val="fr-FR"/>
-        </w:rPr>
-      </w:pPr>
-    </w:p>
-    <w:p>
-      <w:pPr>
-        <w:rPr>
-          <w:rFonts w:hint="eastAsia"/>
+    <w:p/>
+    <w:p>
+      <w:pPr>
+        <w:rPr>
           <w:lang w:val="fr-FR"/>
         </w:rPr>
       </w:pPr>
@@ -812,7 +763,6 @@
     <w:p>
       <w:pPr>
         <w:rPr>
-          <w:rFonts w:hint="eastAsia"/>
           <w:lang w:val="fr-FR"/>
         </w:rPr>
       </w:pPr>
@@ -847,7 +797,6 @@
     <w:p>
       <w:pPr>
         <w:rPr>
-          <w:rFonts w:hint="eastAsia"/>
           <w:lang w:val="fr-FR"/>
         </w:rPr>
       </w:pPr>
@@ -885,6 +834,7 @@
       </w:r>
     </w:p>
     <w:p>
+      <w:proofErr w:type="spellStart"/>
       <w:r>
         <w:rPr>
           <w:rStyle w:val="MSGothic0"/>
@@ -893,6 +843,7 @@
         </w:rPr>
         <w:t>map_coef</w:t>
       </w:r>
+      <w:proofErr w:type="spellEnd"/>
       <w:r>
         <w:t xml:space="preserve"> </w:t>
       </w:r>
@@ -967,11 +918,6 @@
     </w:p>
     <w:p/>
     <w:p>
-      <w:pPr>
-        <w:rPr>
-          <w:rFonts w:hint="eastAsia"/>
-        </w:rPr>
-      </w:pPr>
       <w:r>
         <w:br w:type="page"/>
       </w:r>
@@ -996,11 +942,7 @@
       </w:r>
     </w:p>
     <w:p>
-      <w:pPr>
-        <w:rPr>
-          <w:rFonts w:hint="eastAsia"/>
-        </w:rPr>
-      </w:pPr>
+      <w:proofErr w:type="spellStart"/>
       <w:r>
         <w:rPr>
           <w:rStyle w:val="MSGothic0"/>
@@ -1010,6 +952,7 @@
         </w:rPr>
         <w:t>coef</w:t>
       </w:r>
+      <w:proofErr w:type="spellEnd"/>
       <w:r>
         <w:rPr>
           <w:rFonts w:hint="eastAsia"/>
@@ -1036,12 +979,12 @@
     <w:p>
       <w:pPr>
         <w:rPr>
-          <w:rFonts w:hint="eastAsia"/>
           <w:i/>
           <w:color w:val="008000"/>
           <w:u w:val="double"/>
         </w:rPr>
       </w:pPr>
+      <w:proofErr w:type="spellStart"/>
       <w:r>
         <w:rPr>
           <w:rStyle w:val="MSGothic0"/>
@@ -1051,6 +994,7 @@
         </w:rPr>
         <w:t>blackhole_disk</w:t>
       </w:r>
+      <w:proofErr w:type="spellEnd"/>
       <w:r>
         <w:rPr>
           <w:rFonts w:hint="eastAsia"/>
@@ -1077,11 +1021,6 @@
       </w:r>
     </w:p>
     <w:p>
-      <w:pPr>
-        <w:rPr>
-          <w:rFonts w:hint="eastAsia"/>
-        </w:rPr>
-      </w:pPr>
       <w:r>
         <w:rPr>
           <w:rFonts w:hint="eastAsia"/>
@@ -1112,12 +1051,14 @@
         </w:rPr>
         <w:t>は何番目の</w:t>
       </w:r>
+      <w:proofErr w:type="spellStart"/>
       <w:r>
         <w:rPr>
           <w:rFonts w:hint="eastAsia"/>
         </w:rPr>
         <w:t>accretion_disk</w:t>
       </w:r>
+      <w:proofErr w:type="spellEnd"/>
       <w:r>
         <w:rPr>
           <w:rFonts w:hint="eastAsia"/>
@@ -1125,20 +1066,8 @@
         <w:t>で指定したテクスチャを適用するかを決める</w:t>
       </w:r>
     </w:p>
-    <w:p>
-      <w:pPr>
-        <w:rPr>
-          <w:rFonts w:hint="eastAsia"/>
-        </w:rPr>
-      </w:pPr>
-    </w:p>
-    <w:p>
-      <w:pPr>
-        <w:rPr>
-          <w:rFonts w:hint="eastAsia"/>
-          <w:lang w:val="fr-FR"/>
-        </w:rPr>
-      </w:pPr>
+    <w:p/>
+    <w:p>
       <w:r>
         <w:rPr>
           <w:rFonts w:hint="eastAsia"/>
@@ -1158,7 +1087,6 @@
           <w:rFonts w:ascii="ＭＳ ゴシック" w:eastAsia="ＭＳ ゴシック" w:hAnsi="ＭＳ ゴシック"/>
           <w:sz w:val="18"/>
           <w:szCs w:val="18"/>
-          <w:lang w:val="fr-FR"/>
         </w:rPr>
       </w:pPr>
       <w:r>
@@ -1166,7 +1094,6 @@
           <w:rFonts w:ascii="ＭＳ ゴシック" w:eastAsia="ＭＳ ゴシック" w:hAnsi="ＭＳ ゴシック"/>
           <w:sz w:val="18"/>
           <w:szCs w:val="18"/>
-          <w:lang w:val="fr-FR"/>
         </w:rPr>
         <w:t>OBJECT</w:t>
       </w:r>
@@ -1177,7 +1104,6 @@
           <w:rFonts w:ascii="ＭＳ ゴシック" w:eastAsia="ＭＳ ゴシック" w:hAnsi="ＭＳ ゴシック"/>
           <w:sz w:val="18"/>
           <w:szCs w:val="18"/>
-          <w:lang w:val="fr-FR"/>
         </w:rPr>
       </w:pPr>
       <w:r>
@@ -1185,7 +1111,6 @@
           <w:rFonts w:ascii="ＭＳ ゴシック" w:eastAsia="ＭＳ ゴシック" w:hAnsi="ＭＳ ゴシック"/>
           <w:sz w:val="18"/>
           <w:szCs w:val="18"/>
-          <w:lang w:val="fr-FR"/>
         </w:rPr>
         <w:t>disk x y z r</w:t>
       </w:r>
@@ -1272,6 +1197,7 @@
           <w:szCs w:val="18"/>
         </w:rPr>
       </w:pPr>
+      <w:proofErr w:type="spellStart"/>
       <w:r>
         <w:rPr>
           <w:rFonts w:ascii="ＭＳ ゴシック" w:eastAsia="ＭＳ ゴシック" w:hAnsi="ＭＳ ゴシック"/>
@@ -1280,11 +1206,10 @@
           <w:sz w:val="18"/>
           <w:szCs w:val="18"/>
         </w:rPr>
-        <w:t>disk_map 1</w:t>
-      </w:r>
-    </w:p>
-    <w:p>
-      <w:pPr>
+        <w:t>disk_map</w:t>
+      </w:r>
+      <w:proofErr w:type="spellEnd"/>
+      <w:r>
         <w:rPr>
           <w:rFonts w:ascii="ＭＳ ゴシック" w:eastAsia="ＭＳ ゴシック" w:hAnsi="ＭＳ ゴシック"/>
           <w:b/>
@@ -1292,8 +1217,11 @@
           <w:sz w:val="18"/>
           <w:szCs w:val="18"/>
         </w:rPr>
-      </w:pPr>
-      <w:r>
+        <w:t xml:space="preserve"> 1</w:t>
+      </w:r>
+    </w:p>
+    <w:p>
+      <w:pPr>
         <w:rPr>
           <w:rFonts w:ascii="ＭＳ ゴシック" w:eastAsia="ＭＳ ゴシック" w:hAnsi="ＭＳ ゴシック"/>
           <w:b/>
@@ -1301,16 +1229,32 @@
           <w:sz w:val="18"/>
           <w:szCs w:val="18"/>
         </w:rPr>
-        <w:t>blackhole_disk 1</w:t>
+      </w:pPr>
+      <w:proofErr w:type="spellStart"/>
+      <w:r>
+        <w:rPr>
+          <w:rFonts w:ascii="ＭＳ ゴシック" w:eastAsia="ＭＳ ゴシック" w:hAnsi="ＭＳ ゴシック"/>
+          <w:b/>
+          <w:color w:val="FF0000"/>
+          <w:sz w:val="18"/>
+          <w:szCs w:val="18"/>
+        </w:rPr>
+        <w:t>blackhole_disk</w:t>
+      </w:r>
+      <w:proofErr w:type="spellEnd"/>
+      <w:r>
+        <w:rPr>
+          <w:rFonts w:ascii="ＭＳ ゴシック" w:eastAsia="ＭＳ ゴシック" w:hAnsi="ＭＳ ゴシック"/>
+          <w:b/>
+          <w:color w:val="FF0000"/>
+          <w:sz w:val="18"/>
+          <w:szCs w:val="18"/>
+        </w:rPr>
+        <w:t xml:space="preserve"> 1</w:t>
       </w:r>
     </w:p>
     <w:p/>
     <w:p>
-      <w:pPr>
-        <w:rPr>
-          <w:rFonts w:hint="eastAsia"/>
-        </w:rPr>
-      </w:pPr>
       <w:r>
         <w:rPr>
           <w:rFonts w:hint="eastAsia"/>
@@ -1321,7 +1265,21 @@
         <w:rPr>
           <w:rFonts w:hint="eastAsia"/>
         </w:rPr>
-        <w:t>(x,y,z) r:</w:t>
+        <w:t>(</w:t>
+      </w:r>
+      <w:proofErr w:type="spellStart"/>
+      <w:r>
+        <w:rPr>
+          <w:rFonts w:hint="eastAsia"/>
+        </w:rPr>
+        <w:t>x,y,z</w:t>
+      </w:r>
+      <w:proofErr w:type="spellEnd"/>
+      <w:r>
+        <w:rPr>
+          <w:rFonts w:hint="eastAsia"/>
+        </w:rPr>
+        <w:t>) r:</w:t>
       </w:r>
       <w:r>
         <w:rPr>
@@ -1333,7 +1291,6 @@
     <w:p>
       <w:pPr>
         <w:rPr>
-          <w:rFonts w:hint="eastAsia"/>
           <w:lang w:val="nb-NO"/>
         </w:rPr>
       </w:pPr>
@@ -1352,14 +1309,11 @@
       </w:r>
     </w:p>
     <w:p>
-      <w:pPr>
-        <w:rPr>
-          <w:rFonts w:hint="eastAsia"/>
-        </w:rPr>
-      </w:pPr>
+      <w:proofErr w:type="spellStart"/>
       <w:r>
         <w:t>blackhole_disk</w:t>
       </w:r>
+      <w:proofErr w:type="spellEnd"/>
       <w:r>
         <w:rPr>
           <w:rFonts w:hint="eastAsia"/>
@@ -1385,13 +1339,7 @@
         <w:t>が施される。</w:t>
       </w:r>
     </w:p>
-    <w:p>
-      <w:pPr>
-        <w:rPr>
-          <w:rFonts w:hint="eastAsia"/>
-        </w:rPr>
-      </w:pPr>
-    </w:p>
+    <w:p/>
     <w:p>
       <w:r>
         <w:rPr>
@@ -1399,12 +1347,14 @@
         </w:rPr>
         <w:t>注）ブラックホールのレンダリングでは</w:t>
       </w:r>
+      <w:proofErr w:type="spellStart"/>
       <w:r>
         <w:rPr>
           <w:rFonts w:hint="eastAsia"/>
         </w:rPr>
         <w:t>NextEventEstimatin</w:t>
       </w:r>
+      <w:proofErr w:type="spellEnd"/>
       <w:r>
         <w:rPr>
           <w:rFonts w:hint="eastAsia"/>
@@ -1473,12 +1423,18 @@
       </w:r>
     </w:p>
     <w:p>
+      <w:pPr>
+        <w:rPr>
+          <w:lang w:val="fr-FR"/>
+        </w:rPr>
+      </w:pPr>
       <w:r>
         <w:rPr>
           <w:rFonts w:hint="eastAsia"/>
           <w:i/>
           <w:color w:val="008000"/>
           <w:u w:val="double"/>
+          <w:lang w:val="fr-FR"/>
         </w:rPr>
         <w:t>flag</w:t>
       </w:r>
@@ -1487,6 +1443,7 @@
           <w:i/>
           <w:color w:val="008000"/>
           <w:u w:val="double"/>
+          <w:lang w:val="fr-FR"/>
         </w:rPr>
         <w:br/>
       </w:r>
@@ -1494,7 +1451,7 @@
     <w:p>
       <w:pPr>
         <w:rPr>
-          <w:rFonts w:hint="eastAsia"/>
+          <w:lang w:val="fr-FR"/>
         </w:rPr>
       </w:pPr>
       <w:r>
@@ -1510,6 +1467,7 @@
           <w:b/>
           <w:bCs/>
           <w:color w:val="0070C0"/>
+          <w:lang w:val="fr-FR"/>
         </w:rPr>
       </w:pPr>
       <w:r>
@@ -1517,6 +1475,7 @@
           <w:b/>
           <w:bCs/>
           <w:color w:val="0070C0"/>
+          <w:lang w:val="fr-FR"/>
         </w:rPr>
         <w:t>color_doppler_factor_effect</w:t>
       </w:r>
@@ -1525,7 +1484,7 @@
       <w:pPr>
         <w:rPr>
           <w:i/>
-          <w:color w:val="008000"/>
+          <w:color w:val="339966"/>
           <w:u w:val="double"/>
         </w:rPr>
       </w:pPr>
@@ -1533,10 +1492,56 @@
         <w:rPr>
           <w:rFonts w:hint="eastAsia"/>
           <w:i/>
-          <w:color w:val="008000"/>
+          <w:color w:val="339966"/>
           <w:u w:val="double"/>
         </w:rPr>
-        <w:t>flag</w:t>
+        <w:t>a</w:t>
+      </w:r>
+    </w:p>
+    <w:p>
+      <w:pPr>
+        <w:rPr>
+          <w:lang w:val="fr-FR"/>
+        </w:rPr>
+      </w:pPr>
+      <w:r>
+        <w:rPr>
+          <w:rFonts w:hint="eastAsia"/>
+        </w:rPr>
+        <w:t>a=</w:t>
+      </w:r>
+      <w:r>
+        <w:rPr>
+          <w:rFonts w:hint="eastAsia"/>
+        </w:rPr>
+        <w:t>ドップラー因子の</w:t>
+      </w:r>
+      <w:r>
+        <w:t>4</w:t>
+      </w:r>
+      <w:r>
+        <w:rPr>
+          <w:rFonts w:hint="eastAsia"/>
+        </w:rPr>
+        <w:t>乗で輝度が変化（相対論的ビーミング効果）</w:t>
+      </w:r>
+      <w:r>
+        <w:rPr>
+          <w:rFonts w:hint="eastAsia"/>
+        </w:rPr>
+        <w:t>に</w:t>
+      </w:r>
+      <w:r>
+        <w:rPr>
+          <w:rFonts w:hint="eastAsia"/>
+        </w:rPr>
+        <w:t>波長シフト</w:t>
+      </w:r>
+      <w:r>
+        <w:rPr>
+          <w:rFonts w:hint="eastAsia"/>
+        </w:rPr>
+        <w:t>を追加する合成割合</w:t>
       </w:r>
     </w:p>
     <w:p>
@@ -1664,6 +1669,7 @@
         <w:rPr>
           <w:rFonts w:hint="eastAsia"/>
         </w:rPr>
+        <w:lastRenderedPageBreak/>
         <w:t>flag=1</w:t>
       </w:r>
       <w:r>
@@ -1697,15 +1703,13 @@
     <w:p>
       <w:pPr>
         <w:rPr>
-          <w:rFonts w:hint="eastAsia"/>
-          <w:lang w:val="fr-FR"/>
-        </w:rPr>
-      </w:pPr>
-    </w:p>
-    <w:p>
-      <w:pPr>
-        <w:rPr>
-          <w:rFonts w:hint="eastAsia"/>
+          <w:lang w:val="fr-FR"/>
+        </w:rPr>
+      </w:pPr>
+    </w:p>
+    <w:p>
+      <w:pPr>
+        <w:rPr>
           <w:lang w:val="fr-FR"/>
         </w:rPr>
       </w:pPr>
@@ -1721,7 +1725,6 @@
         <w:pStyle w:val="3"/>
         <w:ind w:left="840"/>
         <w:rPr>
-          <w:rFonts w:hint="eastAsia"/>
           <w:b/>
         </w:rPr>
       </w:pPr>
@@ -1731,6 +1734,7 @@
           <w:rFonts w:hint="eastAsia"/>
           <w:b/>
         </w:rPr>
+        <w:lastRenderedPageBreak/>
         <w:t>ワームホール</w:t>
       </w:r>
       <w:bookmarkEnd w:id="5"/>
@@ -1752,11 +1756,7 @@
       </w:r>
     </w:p>
     <w:p>
-      <w:pPr>
-        <w:rPr>
-          <w:rFonts w:hint="eastAsia"/>
-        </w:rPr>
-      </w:pPr>
+      <w:proofErr w:type="spellStart"/>
       <w:r>
         <w:rPr>
           <w:rStyle w:val="MSGothic0"/>
@@ -1766,6 +1766,7 @@
         </w:rPr>
         <w:t>dist</w:t>
       </w:r>
+      <w:proofErr w:type="spellEnd"/>
       <w:r>
         <w:rPr>
           <w:rFonts w:hint="eastAsia"/>
@@ -1785,7 +1786,6 @@
     <w:p>
       <w:pPr>
         <w:rPr>
-          <w:rFonts w:hint="eastAsia"/>
           <w:i/>
           <w:color w:val="008000"/>
         </w:rPr>
@@ -1799,17 +1799,10 @@
         <w:t>ワームホール属性定義</w:t>
       </w:r>
     </w:p>
-    <w:p>
-      <w:pPr>
-        <w:rPr>
-          <w:rFonts w:hint="eastAsia"/>
-        </w:rPr>
-      </w:pPr>
-    </w:p>
-    <w:p>
-      <w:pPr>
-        <w:rPr>
-          <w:rFonts w:hint="eastAsia"/>
+    <w:p/>
+    <w:p>
+      <w:pPr>
+        <w:rPr>
           <w:b/>
         </w:rPr>
       </w:pPr>
@@ -1856,11 +1849,6 @@
       </w:r>
     </w:p>
     <w:p>
-      <w:pPr>
-        <w:rPr>
-          <w:rFonts w:hint="eastAsia"/>
-        </w:rPr>
-      </w:pPr>
       <w:r>
         <w:rPr>
           <w:rFonts w:hint="eastAsia"/>
@@ -1875,11 +1863,6 @@
       </w:r>
     </w:p>
     <w:p>
-      <w:pPr>
-        <w:rPr>
-          <w:rFonts w:hint="eastAsia"/>
-        </w:rPr>
-      </w:pPr>
       <w:r>
         <w:rPr>
           <w:rFonts w:hint="eastAsia"/>
@@ -1894,11 +1877,6 @@
       </w:r>
     </w:p>
     <w:p>
-      <w:pPr>
-        <w:rPr>
-          <w:rFonts w:hint="eastAsia"/>
-        </w:rPr>
-      </w:pPr>
       <w:r>
         <w:rPr>
           <w:rFonts w:hint="eastAsia"/>
@@ -1934,19 +1912,28 @@
     <w:p>
       <w:pPr>
         <w:rPr>
-          <w:rFonts w:hint="eastAsia"/>
           <w:i/>
           <w:color w:val="339966"/>
           <w:u w:val="double"/>
         </w:rPr>
       </w:pPr>
+      <w:proofErr w:type="spellStart"/>
       <w:r>
         <w:rPr>
           <w:rStyle w:val="MSGothic0"/>
           <w:rFonts w:hint="eastAsia"/>
           <w:b/>
         </w:rPr>
-        <w:t>geodesics_max_length null</w:t>
+        <w:t>geodesics_max_length</w:t>
+      </w:r>
+      <w:proofErr w:type="spellEnd"/>
+      <w:r>
+        <w:rPr>
+          <w:rStyle w:val="MSGothic0"/>
+          <w:rFonts w:hint="eastAsia"/>
+          <w:b/>
+        </w:rPr>
+        <w:t xml:space="preserve"> null</w:t>
       </w:r>
       <w:r>
         <w:rPr>
@@ -1973,17 +1960,10 @@
         <w:t>MAX</w:t>
       </w:r>
     </w:p>
-    <w:p>
-      <w:pPr>
-        <w:rPr>
-          <w:rFonts w:hint="eastAsia"/>
-        </w:rPr>
-      </w:pPr>
-    </w:p>
-    <w:p>
-      <w:pPr>
-        <w:rPr>
-          <w:rFonts w:hint="eastAsia"/>
+    <w:p/>
+    <w:p>
+      <w:pPr>
+        <w:rPr>
           <w:i/>
           <w:color w:val="FF0000"/>
         </w:rPr>
@@ -2015,7 +1995,6 @@
     <w:p>
       <w:pPr>
         <w:rPr>
-          <w:rFonts w:hint="eastAsia"/>
           <w:lang w:val="fr-FR"/>
         </w:rPr>
       </w:pPr>
@@ -2043,17 +2022,11 @@
     <w:p>
       <w:pPr>
         <w:rPr>
-          <w:rFonts w:hint="eastAsia"/>
-          <w:lang w:val="fr-FR"/>
-        </w:rPr>
-      </w:pPr>
-    </w:p>
-    <w:p>
-      <w:pPr>
-        <w:rPr>
-          <w:rFonts w:hint="eastAsia"/>
-        </w:rPr>
-      </w:pPr>
+          <w:lang w:val="fr-FR"/>
+        </w:rPr>
+      </w:pPr>
+    </w:p>
+    <w:p>
       <w:r>
         <w:rPr>
           <w:rStyle w:val="MSGothic0"/>
@@ -2081,7 +2054,6 @@
     <w:p>
       <w:pPr>
         <w:rPr>
-          <w:rFonts w:hint="eastAsia"/>
           <w:lang w:val="fr-FR"/>
         </w:rPr>
       </w:pPr>
@@ -2116,7 +2088,6 @@
     <w:p>
       <w:pPr>
         <w:rPr>
-          <w:rFonts w:hint="eastAsia"/>
           <w:lang w:val="fr-FR"/>
         </w:rPr>
       </w:pPr>
@@ -2381,11 +2352,6 @@
       </w:pPr>
     </w:p>
     <w:p>
-      <w:pPr>
-        <w:rPr>
-          <w:rFonts w:hint="eastAsia"/>
-        </w:rPr>
-      </w:pPr>
       <w:r>
         <w:rPr>
           <w:rStyle w:val="MSGothic0"/>
@@ -2428,11 +2394,6 @@
       </w:r>
     </w:p>
     <w:p>
-      <w:pPr>
-        <w:rPr>
-          <w:rFonts w:hint="eastAsia"/>
-        </w:rPr>
-      </w:pPr>
       <w:r>
         <w:rPr>
           <w:rStyle w:val="MSGothic0"/>
@@ -2482,9 +2443,6 @@
         <w:snapToGrid w:val="0"/>
         <w:spacing w:line="240" w:lineRule="atLeast"/>
         <w:jc w:val="left"/>
-        <w:rPr>
-          <w:rFonts w:hint="eastAsia"/>
-        </w:rPr>
       </w:pPr>
     </w:p>
     <w:p>
@@ -2494,12 +2452,14 @@
         </w:rPr>
         <w:t>注）ブラックホールのレンダリングでは</w:t>
       </w:r>
+      <w:proofErr w:type="spellStart"/>
       <w:r>
         <w:rPr>
           <w:rFonts w:hint="eastAsia"/>
         </w:rPr>
         <w:t>NextEventEstimatin</w:t>
       </w:r>
+      <w:proofErr w:type="spellEnd"/>
       <w:r>
         <w:rPr>
           <w:rFonts w:hint="eastAsia"/>
@@ -2509,8 +2469,8 @@
       <w:r>
         <w:br w:type="page"/>
       </w:r>
-      <w:bookmarkEnd w:id="1"/>
       <w:bookmarkEnd w:id="2"/>
+      <w:bookmarkEnd w:id="3"/>
       <w:r>
         <w:rPr>
           <w:rFonts w:ascii="CMBX12" w:hAnsi="CMBX12" w:cs="CMBX12"/>
@@ -2562,7 +2522,7 @@
         <w:spacing w:line="240" w:lineRule="atLeast"/>
         <w:jc w:val="left"/>
         <w:rPr>
-          <w:rFonts w:ascii="CMR8" w:hAnsi="CMR8" w:cs="CMR8" w:hint="eastAsia"/>
+          <w:rFonts w:ascii="CMR8" w:hAnsi="CMR8" w:cs="CMR8"/>
           <w:color w:val="3366FF"/>
           <w:kern w:val="0"/>
           <w:sz w:val="20"/>
@@ -2577,7 +2537,29 @@
           <w:sz w:val="20"/>
           <w:szCs w:val="20"/>
         </w:rPr>
-        <w:t>Oliver James, Eug_enie von Tunzelmann, Paul Franklin</w:t>
+        <w:t xml:space="preserve">Oliver James, </w:t>
+      </w:r>
+      <w:proofErr w:type="spellStart"/>
+      <w:r>
+        <w:rPr>
+          <w:rFonts w:ascii="CMBX12" w:hAnsi="CMBX12" w:cs="CMBX12"/>
+          <w:color w:val="3366FF"/>
+          <w:kern w:val="0"/>
+          <w:sz w:val="20"/>
+          <w:szCs w:val="20"/>
+        </w:rPr>
+        <w:t>Eug_enie</w:t>
+      </w:r>
+      <w:proofErr w:type="spellEnd"/>
+      <w:r>
+        <w:rPr>
+          <w:rFonts w:ascii="CMBX12" w:hAnsi="CMBX12" w:cs="CMBX12"/>
+          <w:color w:val="3366FF"/>
+          <w:kern w:val="0"/>
+          <w:sz w:val="20"/>
+          <w:szCs w:val="20"/>
+        </w:rPr>
+        <w:t xml:space="preserve"> von Tunzelmann, Paul Franklin</w:t>
       </w:r>
       <w:r>
         <w:rPr>
@@ -2676,7 +2658,7 @@
         <w:spacing w:line="240" w:lineRule="atLeast"/>
         <w:jc w:val="left"/>
         <w:rPr>
-          <w:rFonts w:ascii="CMR8" w:hAnsi="CMR8" w:cs="CMR8" w:hint="eastAsia"/>
+          <w:rFonts w:ascii="CMR8" w:hAnsi="CMR8" w:cs="CMR8"/>
           <w:color w:val="3366FF"/>
           <w:kern w:val="0"/>
           <w:sz w:val="20"/>
@@ -2940,7 +2922,31 @@
           <w:kern w:val="0"/>
           <w:sz w:val="24"/>
         </w:rPr>
-        <w:t>Visualizing Interstellar's Wormhole</w:t>
+        <w:t xml:space="preserve">Visualizing </w:t>
+      </w:r>
+      <w:proofErr w:type="spellStart"/>
+      <w:r>
+        <w:rPr>
+          <w:rFonts w:ascii="ArialUnicodeMS-Bold" w:eastAsia="ArialUnicodeMS-Bold" w:cs="ArialUnicodeMS-Bold"/>
+          <w:b/>
+          <w:bCs/>
+          <w:color w:val="000000"/>
+          <w:kern w:val="0"/>
+          <w:sz w:val="24"/>
+        </w:rPr>
+        <w:t>Interstellar's</w:t>
+      </w:r>
+      <w:proofErr w:type="spellEnd"/>
+      <w:r>
+        <w:rPr>
+          <w:rFonts w:ascii="ArialUnicodeMS-Bold" w:eastAsia="ArialUnicodeMS-Bold" w:cs="ArialUnicodeMS-Bold"/>
+          <w:b/>
+          <w:bCs/>
+          <w:color w:val="000000"/>
+          <w:kern w:val="0"/>
+          <w:sz w:val="24"/>
+        </w:rPr>
+        <w:t xml:space="preserve"> Wormhole</w:t>
       </w:r>
     </w:p>
     <w:p>
@@ -2948,7 +2954,7 @@
         <w:snapToGrid w:val="0"/>
         <w:spacing w:line="240" w:lineRule="atLeast"/>
         <w:rPr>
-          <w:rFonts w:ascii="CMR12" w:hAnsi="CMR12" w:cs="Arial" w:hint="eastAsia"/>
+          <w:rFonts w:ascii="CMR12" w:hAnsi="CMR12" w:cs="Arial"/>
           <w:b/>
           <w:kern w:val="0"/>
           <w:sz w:val="24"/>
@@ -3051,7 +3057,7 @@
         <w:snapToGrid w:val="0"/>
         <w:spacing w:line="240" w:lineRule="atLeast"/>
         <w:rPr>
-          <w:rFonts w:ascii="Arial" w:hAnsi="Arial" w:cs="Arial" w:hint="eastAsia"/>
+          <w:rFonts w:ascii="Arial" w:hAnsi="Arial" w:cs="Arial"/>
           <w:sz w:val="23"/>
           <w:szCs w:val="23"/>
         </w:rPr>
@@ -3060,7 +3066,7 @@
     <w:p>
       <w:pPr>
         <w:rPr>
-          <w:rFonts w:ascii="ＭＳ ゴシック" w:eastAsia="ＭＳ ゴシック" w:hAnsi="ＭＳ ゴシック" w:hint="eastAsia"/>
+          <w:rFonts w:ascii="ＭＳ ゴシック" w:eastAsia="ＭＳ ゴシック" w:hAnsi="ＭＳ ゴシック"/>
           <w:b/>
           <w:szCs w:val="21"/>
         </w:rPr>
@@ -3070,13 +3076,7 @@
     <w:p/>
     <w:p/>
     <w:p/>
-    <w:p>
-      <w:pPr>
-        <w:rPr>
-          <w:rFonts w:hint="eastAsia"/>
-        </w:rPr>
-      </w:pPr>
-    </w:p>
+    <w:p/>
     <w:sectPr>
       <w:footerReference w:type="even" r:id="rId8"/>
       <w:footerReference w:type="default" r:id="rId9"/>
@@ -3244,6 +3244,50 @@
     <w:lsdException w:name="Subtitle" w:qFormat="1"/>
     <w:lsdException w:name="Strong" w:qFormat="1"/>
     <w:lsdException w:name="Emphasis" w:qFormat="1"/>
+    <w:lsdException w:name="Normal Table" w:semiHidden="1" w:unhideWhenUsed="1"/>
+    <w:lsdException w:name="Table Simple 1" w:semiHidden="1" w:unhideWhenUsed="1"/>
+    <w:lsdException w:name="Table Simple 2" w:semiHidden="1" w:unhideWhenUsed="1"/>
+    <w:lsdException w:name="Table Simple 3" w:semiHidden="1" w:unhideWhenUsed="1"/>
+    <w:lsdException w:name="Table Classic 1" w:semiHidden="1" w:unhideWhenUsed="1"/>
+    <w:lsdException w:name="Table Classic 2" w:semiHidden="1" w:unhideWhenUsed="1"/>
+    <w:lsdException w:name="Table Classic 3" w:semiHidden="1" w:unhideWhenUsed="1"/>
+    <w:lsdException w:name="Table Classic 4" w:semiHidden="1" w:unhideWhenUsed="1"/>
+    <w:lsdException w:name="Table Colorful 1" w:semiHidden="1" w:unhideWhenUsed="1"/>
+    <w:lsdException w:name="Table Colorful 2" w:semiHidden="1" w:unhideWhenUsed="1"/>
+    <w:lsdException w:name="Table Colorful 3" w:semiHidden="1" w:unhideWhenUsed="1"/>
+    <w:lsdException w:name="Table Columns 1" w:semiHidden="1" w:unhideWhenUsed="1"/>
+    <w:lsdException w:name="Table Columns 2" w:semiHidden="1" w:unhideWhenUsed="1"/>
+    <w:lsdException w:name="Table Columns 3" w:semiHidden="1" w:unhideWhenUsed="1"/>
+    <w:lsdException w:name="Table Columns 4" w:semiHidden="1" w:unhideWhenUsed="1"/>
+    <w:lsdException w:name="Table Columns 5" w:semiHidden="1" w:unhideWhenUsed="1"/>
+    <w:lsdException w:name="Table Grid 1" w:semiHidden="1" w:unhideWhenUsed="1"/>
+    <w:lsdException w:name="Table Grid 2" w:semiHidden="1" w:unhideWhenUsed="1"/>
+    <w:lsdException w:name="Table Grid 3" w:semiHidden="1" w:unhideWhenUsed="1"/>
+    <w:lsdException w:name="Table Grid 4" w:semiHidden="1" w:unhideWhenUsed="1"/>
+    <w:lsdException w:name="Table Grid 5" w:semiHidden="1" w:unhideWhenUsed="1"/>
+    <w:lsdException w:name="Table Grid 6" w:semiHidden="1" w:unhideWhenUsed="1"/>
+    <w:lsdException w:name="Table Grid 7" w:semiHidden="1" w:unhideWhenUsed="1"/>
+    <w:lsdException w:name="Table Grid 8" w:semiHidden="1" w:unhideWhenUsed="1"/>
+    <w:lsdException w:name="Table List 1" w:semiHidden="1" w:unhideWhenUsed="1"/>
+    <w:lsdException w:name="Table List 2" w:semiHidden="1" w:unhideWhenUsed="1"/>
+    <w:lsdException w:name="Table List 3" w:semiHidden="1" w:unhideWhenUsed="1"/>
+    <w:lsdException w:name="Table List 4" w:semiHidden="1" w:unhideWhenUsed="1"/>
+    <w:lsdException w:name="Table List 5" w:semiHidden="1" w:unhideWhenUsed="1"/>
+    <w:lsdException w:name="Table List 6" w:semiHidden="1" w:unhideWhenUsed="1"/>
+    <w:lsdException w:name="Table List 7" w:semiHidden="1" w:unhideWhenUsed="1"/>
+    <w:lsdException w:name="Table List 8" w:semiHidden="1" w:unhideWhenUsed="1"/>
+    <w:lsdException w:name="Table 3D effects 1" w:semiHidden="1" w:unhideWhenUsed="1"/>
+    <w:lsdException w:name="Table 3D effects 2" w:semiHidden="1" w:unhideWhenUsed="1"/>
+    <w:lsdException w:name="Table 3D effects 3" w:semiHidden="1" w:unhideWhenUsed="1"/>
+    <w:lsdException w:name="Table Contemporary" w:semiHidden="1" w:unhideWhenUsed="1"/>
+    <w:lsdException w:name="Table Elegant" w:semiHidden="1" w:unhideWhenUsed="1"/>
+    <w:lsdException w:name="Table Professional" w:semiHidden="1" w:unhideWhenUsed="1"/>
+    <w:lsdException w:name="Table Subtle 1" w:semiHidden="1" w:unhideWhenUsed="1"/>
+    <w:lsdException w:name="Table Subtle 2" w:semiHidden="1" w:unhideWhenUsed="1"/>
+    <w:lsdException w:name="Table Web 1" w:semiHidden="1" w:unhideWhenUsed="1"/>
+    <w:lsdException w:name="Table Web 2" w:semiHidden="1" w:unhideWhenUsed="1"/>
+    <w:lsdException w:name="Table Web 3" w:semiHidden="1" w:unhideWhenUsed="1"/>
+    <w:lsdException w:name="Table Theme" w:semiHidden="1" w:unhideWhenUsed="1"/>
     <w:lsdException w:name="Placeholder Text" w:semiHidden="1" w:uiPriority="99"/>
     <w:lsdException w:name="No Spacing" w:uiPriority="1" w:qFormat="1"/>
     <w:lsdException w:name="Light Shading" w:uiPriority="60"/>
@@ -3541,11 +3585,14 @@
   </w:style>
   <w:style w:type="character" w:default="1" w:styleId="a0">
     <w:name w:val="Default Paragraph Font"/>
-    <w:semiHidden/>
+    <w:uiPriority w:val="1"/>
+    <w:unhideWhenUsed/>
   </w:style>
   <w:style w:type="table" w:default="1" w:styleId="a1">
     <w:name w:val="Normal Table"/>
+    <w:uiPriority w:val="99"/>
     <w:semiHidden/>
+    <w:unhideWhenUsed/>
     <w:tblPr>
       <w:tblInd w:w="0" w:type="dxa"/>
       <w:tblCellMar>
@@ -3558,7 +3605,9 @@
   </w:style>
   <w:style w:type="numbering" w:default="1" w:styleId="a2">
     <w:name w:val="No List"/>
+    <w:uiPriority w:val="99"/>
     <w:semiHidden/>
+    <w:unhideWhenUsed/>
   </w:style>
   <w:style w:type="paragraph" w:styleId="a3">
     <w:name w:val="footer"/>
